--- a/cannademy/Traffic Building/post1-what-are-edibles-revised.docx
+++ b/cannademy/Traffic Building/post1-what-are-edibles-revised.docx
@@ -20,15 +20,6 @@
     </w:p>
     <w:p>
       <w:pPr>
-        <w:pStyle w:val="Normal"/>
-        <w:rPr/>
-      </w:pPr>
-      <w:r>
-        <w:rPr/>
-      </w:r>
-    </w:p>
-    <w:p>
-      <w:pPr>
         <w:pStyle w:val="Heading1"/>
         <w:rPr/>
       </w:pPr>
@@ -290,7 +281,7 @@
         <w:pStyle w:val="ListParagraph"/>
         <w:numPr>
           <w:ilvl w:val="0"/>
-          <w:numId w:val="3"/>
+          <w:numId w:val="4"/>
         </w:numPr>
         <w:rPr/>
       </w:pPr>
@@ -306,7 +297,7 @@
         <w:pStyle w:val="ListParagraph"/>
         <w:numPr>
           <w:ilvl w:val="0"/>
-          <w:numId w:val="1"/>
+          <w:numId w:val="2"/>
         </w:numPr>
         <w:rPr/>
       </w:pPr>
@@ -1556,7 +1547,13 @@
     <w:p>
       <w:pPr>
         <w:pStyle w:val="Normal"/>
-        <w:rPr/>
+        <w:rPr>
+          <w:i/>
+          <w:iCs/>
+          <w:color w:val="888888"/>
+          <w:sz w:val="18"/>
+          <w:szCs w:val="18"/>
+        </w:rPr>
       </w:pPr>
       <w:r>
         <w:rPr>
@@ -1567,6 +1564,269 @@
           <w:szCs w:val="18"/>
         </w:rPr>
         <w:t>──────────────────────────────────────────────────────</w:t>
+      </w:r>
+    </w:p>
+    <w:p>
+      <w:pPr>
+        <w:pStyle w:val="Normal"/>
+        <w:rPr>
+          <w:i/>
+          <w:iCs/>
+          <w:color w:val="000000"/>
+          <w:sz w:val="20"/>
+          <w:szCs w:val="20"/>
+        </w:rPr>
+      </w:pPr>
+      <w:r>
+        <w:rPr>
+          <w:i/>
+          <w:iCs/>
+          <w:color w:val="000000"/>
+          <w:sz w:val="20"/>
+          <w:szCs w:val="20"/>
+        </w:rPr>
+      </w:r>
+    </w:p>
+    <w:p>
+      <w:pPr>
+        <w:pStyle w:val="Normal"/>
+        <w:rPr>
+          <w:i/>
+          <w:iCs/>
+          <w:color w:val="000000"/>
+          <w:sz w:val="20"/>
+          <w:szCs w:val="20"/>
+        </w:rPr>
+      </w:pPr>
+      <w:r>
+        <w:rPr>
+          <w:i/>
+          <w:iCs/>
+          <w:color w:val="000000"/>
+          <w:sz w:val="20"/>
+          <w:szCs w:val="20"/>
+        </w:rPr>
+        <w:t>Pinterest Pin 1 — 2:3 portrait, 1000x1500px (Gemini Flash Lite)</w:t>
+        <w:br/>
+        <w:t>Style: Warm golden hour</w:t>
+        <w:br/>
+        <w:t>Surface/background: Butcher block</w:t>
+        <w:br/>
+        <w:t>Image prompt: A generous spread of finished cannabis edibles — dark brownies, gummies in a small glass dish, and golden cookies — arranged on a butcher block surface with a mason jar of cannabutter nearby. Soft amber side light from the left. Warm, abundant mood. Leave clean space at the top quarter for text overlay. No text, no drug paraphernalia.</w:t>
+        <w:br/>
+        <w:t>Text overlay: What Are Cannabis Edibles? Everything You Need to Know</w:t>
+      </w:r>
+    </w:p>
+    <w:p>
+      <w:pPr>
+        <w:pStyle w:val="Normal"/>
+        <w:rPr>
+          <w:i/>
+          <w:iCs/>
+          <w:color w:val="000000"/>
+          <w:sz w:val="20"/>
+          <w:szCs w:val="20"/>
+        </w:rPr>
+      </w:pPr>
+      <w:r>
+        <w:rPr>
+          <w:i/>
+          <w:iCs/>
+          <w:color w:val="000000"/>
+          <w:sz w:val="20"/>
+          <w:szCs w:val="20"/>
+        </w:rPr>
+      </w:r>
+    </w:p>
+    <w:p>
+      <w:pPr>
+        <w:pStyle w:val="Normal"/>
+        <w:rPr>
+          <w:i/>
+          <w:iCs/>
+          <w:color w:val="000000"/>
+          <w:sz w:val="20"/>
+          <w:szCs w:val="20"/>
+        </w:rPr>
+      </w:pPr>
+      <w:r>
+        <w:rPr>
+          <w:i/>
+          <w:iCs/>
+          <w:color w:val="000000"/>
+          <w:sz w:val="20"/>
+          <w:szCs w:val="20"/>
+        </w:rPr>
+        <w:t>Pin description: Cannabis edibles are any food or drink infused with THC, CBD, or both. Learn what types exist, how they work in your body, how long they take to kick in, and how to dose them safely. Complete guide at Cannademy.com.</w:t>
+        <w:br/>
+        <w:br/>
+        <w:t>Pinterest Pin 2 — 2:3 portrait, 1000x1500px (Gemini Flash Lite)</w:t>
+        <w:br/>
+        <w:t>Style: Cool bright studio</w:t>
+        <w:br/>
+        <w:t>Surface/background: White marble</w:t>
+        <w:br/>
+        <w:t>Image prompt: Overhead flat lay of cannabis edibles — a brownie square, two cookies, a small jar of gummies, and a cannabis leaf — arranged on white marble under crisp overhead daylight. Clean editorial styling. Leave clean white space at the bottom quarter for text overlay. No text, no drug paraphernalia.</w:t>
+      </w:r>
+    </w:p>
+    <w:p>
+      <w:pPr>
+        <w:pStyle w:val="Normal"/>
+        <w:rPr>
+          <w:i/>
+          <w:iCs/>
+          <w:color w:val="000000"/>
+          <w:sz w:val="20"/>
+          <w:szCs w:val="20"/>
+        </w:rPr>
+      </w:pPr>
+      <w:r>
+        <w:rPr>
+          <w:i/>
+          <w:iCs/>
+          <w:color w:val="000000"/>
+          <w:sz w:val="20"/>
+          <w:szCs w:val="20"/>
+        </w:rPr>
+        <w:t>Text overlay: How Long Do Cannabis Edibles Take to Kick In?</w:t>
+      </w:r>
+    </w:p>
+    <w:p>
+      <w:pPr>
+        <w:pStyle w:val="Normal"/>
+        <w:rPr>
+          <w:i/>
+          <w:iCs/>
+          <w:color w:val="000000"/>
+          <w:sz w:val="20"/>
+          <w:szCs w:val="20"/>
+        </w:rPr>
+      </w:pPr>
+      <w:r>
+        <w:rPr>
+          <w:i/>
+          <w:iCs/>
+          <w:color w:val="000000"/>
+          <w:sz w:val="20"/>
+          <w:szCs w:val="20"/>
+        </w:rPr>
+      </w:r>
+    </w:p>
+    <w:p>
+      <w:pPr>
+        <w:pStyle w:val="Normal"/>
+        <w:rPr>
+          <w:i/>
+          <w:iCs/>
+          <w:color w:val="000000"/>
+          <w:sz w:val="20"/>
+          <w:szCs w:val="20"/>
+        </w:rPr>
+      </w:pPr>
+      <w:r>
+        <w:rPr>
+          <w:i/>
+          <w:iCs/>
+          <w:color w:val="000000"/>
+          <w:sz w:val="20"/>
+          <w:szCs w:val="20"/>
+        </w:rPr>
+        <w:t>Pin description: Cannabis edibles take 30 minutes to 2 hours to kick in — and that delay is why so many people accidentally take too much. Learn how edibles work differently than smoking and how to dose them correctly. Full guide at Cannademy.com.</w:t>
+        <w:br/>
+        <w:br/>
+        <w:t>Pinterest Pin 3 — 2:3 portrait, 1000x1500px (Gemini Flash Lite)</w:t>
+        <w:br/>
+        <w:t>Style: Moody dark</w:t>
+        <w:br/>
+        <w:t>Surface/background: Dark walnut</w:t>
+        <w:br/>
+        <w:t>Image prompt: A single rich dark brownie square on dark walnut, lit by dramatic side light with deep shadows. A fresh cannabis leaf rests alongside. Sophisticated, artisan mood. Leave clean dark space at the top fifth for text overlay. No text, no drug paraphernalia.</w:t>
+      </w:r>
+    </w:p>
+    <w:p>
+      <w:pPr>
+        <w:pStyle w:val="Normal"/>
+        <w:rPr>
+          <w:i/>
+          <w:iCs/>
+          <w:color w:val="000000"/>
+          <w:sz w:val="20"/>
+          <w:szCs w:val="20"/>
+        </w:rPr>
+      </w:pPr>
+      <w:r>
+        <w:rPr>
+          <w:i/>
+          <w:iCs/>
+          <w:color w:val="000000"/>
+          <w:sz w:val="20"/>
+          <w:szCs w:val="20"/>
+        </w:rPr>
+      </w:r>
+    </w:p>
+    <w:p>
+      <w:pPr>
+        <w:pStyle w:val="Normal"/>
+        <w:rPr>
+          <w:i/>
+          <w:iCs/>
+          <w:color w:val="000000"/>
+          <w:sz w:val="20"/>
+          <w:szCs w:val="20"/>
+        </w:rPr>
+      </w:pPr>
+      <w:r>
+        <w:rPr>
+          <w:i/>
+          <w:iCs/>
+          <w:color w:val="000000"/>
+          <w:sz w:val="20"/>
+          <w:szCs w:val="20"/>
+        </w:rPr>
+        <w:t>Text overlay: Cannabis Edibles Dosing Guide for Beginners</w:t>
+      </w:r>
+    </w:p>
+    <w:p>
+      <w:pPr>
+        <w:pStyle w:val="Normal"/>
+        <w:rPr>
+          <w:i/>
+          <w:iCs/>
+          <w:color w:val="000000"/>
+          <w:sz w:val="20"/>
+          <w:szCs w:val="20"/>
+        </w:rPr>
+      </w:pPr>
+      <w:r>
+        <w:rPr>
+          <w:i/>
+          <w:iCs/>
+          <w:color w:val="000000"/>
+          <w:sz w:val="20"/>
+          <w:szCs w:val="20"/>
+        </w:rPr>
+      </w:r>
+    </w:p>
+    <w:p>
+      <w:pPr>
+        <w:pStyle w:val="Normal"/>
+        <w:rPr>
+          <w:i/>
+          <w:iCs/>
+          <w:color w:val="000000"/>
+          <w:sz w:val="20"/>
+          <w:szCs w:val="20"/>
+        </w:rPr>
+      </w:pPr>
+      <w:r>
+        <w:rPr>
+          <w:i/>
+          <w:iCs/>
+          <w:color w:val="000000"/>
+          <w:sz w:val="20"/>
+          <w:szCs w:val="20"/>
+        </w:rPr>
+        <w:t>Pin description: Getting cannabis edibles dosing right is the most important part of a good experience. This beginner's guide covers starting doses, how to find your ideal amount, and why the same edible hits differently for different people. Full guide at Cannademy.com.</w:t>
       </w:r>
     </w:p>
     <w:sectPr>
@@ -1611,6 +1871,7 @@
         </w:tabs>
         <w:ind w:start="1080" w:hanging="360"/>
       </w:pPr>
+      <w:rPr/>
     </w:lvl>
     <w:lvl w:ilvl="2">
       <w:start w:val="1"/>
@@ -1623,6 +1884,7 @@
         </w:tabs>
         <w:ind w:start="1440" w:hanging="360"/>
       </w:pPr>
+      <w:rPr/>
     </w:lvl>
     <w:lvl w:ilvl="3">
       <w:start w:val="1"/>
@@ -1635,6 +1897,7 @@
         </w:tabs>
         <w:ind w:start="1800" w:hanging="360"/>
       </w:pPr>
+      <w:rPr/>
     </w:lvl>
     <w:lvl w:ilvl="4">
       <w:start w:val="1"/>
@@ -1647,6 +1910,7 @@
         </w:tabs>
         <w:ind w:start="2160" w:hanging="360"/>
       </w:pPr>
+      <w:rPr/>
     </w:lvl>
     <w:lvl w:ilvl="5">
       <w:start w:val="1"/>
@@ -1659,6 +1923,7 @@
         </w:tabs>
         <w:ind w:start="2520" w:hanging="360"/>
       </w:pPr>
+      <w:rPr/>
     </w:lvl>
     <w:lvl w:ilvl="6">
       <w:start w:val="1"/>
@@ -1671,6 +1936,7 @@
         </w:tabs>
         <w:ind w:start="2880" w:hanging="360"/>
       </w:pPr>
+      <w:rPr/>
     </w:lvl>
     <w:lvl w:ilvl="7">
       <w:start w:val="1"/>
@@ -1683,6 +1949,7 @@
         </w:tabs>
         <w:ind w:start="3240" w:hanging="360"/>
       </w:pPr>
+      <w:rPr/>
     </w:lvl>
     <w:lvl w:ilvl="8">
       <w:start w:val="1"/>
@@ -1695,9 +1962,131 @@
         </w:tabs>
         <w:ind w:start="3600" w:hanging="360"/>
       </w:pPr>
+      <w:rPr/>
     </w:lvl>
   </w:abstractNum>
   <w:abstractNum w:abstractNumId="2">
+    <w:lvl w:ilvl="0">
+      <w:start w:val="1"/>
+      <w:numFmt w:val="bullet"/>
+      <w:lvlText w:val=""/>
+      <w:lvlJc w:val="start"/>
+      <w:pPr>
+        <w:tabs>
+          <w:tab w:val="num" w:pos="0"/>
+        </w:tabs>
+        <w:ind w:start="720" w:hanging="360"/>
+      </w:pPr>
+      <w:rPr>
+        <w:rFonts w:ascii="Symbol" w:hAnsi="Symbol" w:cs="Symbol" w:hint="default"/>
+      </w:rPr>
+    </w:lvl>
+    <w:lvl w:ilvl="1">
+      <w:start w:val="1"/>
+      <w:numFmt w:val="decimal"/>
+      <w:lvlText w:val="%2."/>
+      <w:lvlJc w:val="start"/>
+      <w:pPr>
+        <w:tabs>
+          <w:tab w:val="num" w:pos="1080"/>
+        </w:tabs>
+        <w:ind w:start="1080" w:hanging="360"/>
+      </w:pPr>
+      <w:rPr/>
+    </w:lvl>
+    <w:lvl w:ilvl="2">
+      <w:start w:val="1"/>
+      <w:numFmt w:val="decimal"/>
+      <w:lvlText w:val="%3."/>
+      <w:lvlJc w:val="start"/>
+      <w:pPr>
+        <w:tabs>
+          <w:tab w:val="num" w:pos="1440"/>
+        </w:tabs>
+        <w:ind w:start="1440" w:hanging="360"/>
+      </w:pPr>
+      <w:rPr/>
+    </w:lvl>
+    <w:lvl w:ilvl="3">
+      <w:start w:val="1"/>
+      <w:numFmt w:val="decimal"/>
+      <w:lvlText w:val="%4."/>
+      <w:lvlJc w:val="start"/>
+      <w:pPr>
+        <w:tabs>
+          <w:tab w:val="num" w:pos="1800"/>
+        </w:tabs>
+        <w:ind w:start="1800" w:hanging="360"/>
+      </w:pPr>
+      <w:rPr/>
+    </w:lvl>
+    <w:lvl w:ilvl="4">
+      <w:start w:val="1"/>
+      <w:numFmt w:val="decimal"/>
+      <w:lvlText w:val="%5."/>
+      <w:lvlJc w:val="start"/>
+      <w:pPr>
+        <w:tabs>
+          <w:tab w:val="num" w:pos="2160"/>
+        </w:tabs>
+        <w:ind w:start="2160" w:hanging="360"/>
+      </w:pPr>
+      <w:rPr/>
+    </w:lvl>
+    <w:lvl w:ilvl="5">
+      <w:start w:val="1"/>
+      <w:numFmt w:val="decimal"/>
+      <w:lvlText w:val="%6."/>
+      <w:lvlJc w:val="start"/>
+      <w:pPr>
+        <w:tabs>
+          <w:tab w:val="num" w:pos="2520"/>
+        </w:tabs>
+        <w:ind w:start="2520" w:hanging="360"/>
+      </w:pPr>
+      <w:rPr/>
+    </w:lvl>
+    <w:lvl w:ilvl="6">
+      <w:start w:val="1"/>
+      <w:numFmt w:val="decimal"/>
+      <w:lvlText w:val="%7."/>
+      <w:lvlJc w:val="start"/>
+      <w:pPr>
+        <w:tabs>
+          <w:tab w:val="num" w:pos="2880"/>
+        </w:tabs>
+        <w:ind w:start="2880" w:hanging="360"/>
+      </w:pPr>
+      <w:rPr/>
+    </w:lvl>
+    <w:lvl w:ilvl="7">
+      <w:start w:val="1"/>
+      <w:numFmt w:val="decimal"/>
+      <w:lvlText w:val="%8."/>
+      <w:lvlJc w:val="start"/>
+      <w:pPr>
+        <w:tabs>
+          <w:tab w:val="num" w:pos="3240"/>
+        </w:tabs>
+        <w:ind w:start="3240" w:hanging="360"/>
+      </w:pPr>
+      <w:rPr/>
+    </w:lvl>
+    <w:lvl w:ilvl="8">
+      <w:start w:val="1"/>
+      <w:numFmt w:val="decimal"/>
+      <w:lvlText w:val="%9."/>
+      <w:lvlJc w:val="start"/>
+      <w:pPr>
+        <w:tabs>
+          <w:tab w:val="num" w:pos="3600"/>
+        </w:tabs>
+        <w:ind w:start="3600" w:hanging="360"/>
+      </w:pPr>
+      <w:rPr/>
+    </w:lvl>
+  </w:abstractNum>
+  <w:abstractNum w:abstractNumId="3">
     <w:lvl w:ilvl="0">
       <w:start w:val="1"/>
       <w:numFmt w:val="none"/>
@@ -1823,7 +2212,10 @@
     <w:abstractNumId w:val="2"/>
   </w:num>
   <w:num w:numId="3">
-    <w:abstractNumId w:val="1"/>
+    <w:abstractNumId w:val="3"/>
+  </w:num>
+  <w:num w:numId="4">
+    <w:abstractNumId w:val="2"/>
     <w:lvlOverride w:ilvl="0">
       <w:startOverride w:val="1"/>
     </w:lvlOverride>
@@ -1853,6 +2245,7 @@
     <w:qFormat/>
     <w:pPr>
       <w:widowControl/>
+      <w:suppressAutoHyphens w:val="true"/>
       <w:bidi w:val="0"/>
       <w:spacing w:before="0" w:after="0"/>
       <w:jc w:val="start"/>
@@ -1949,11 +2342,18 @@
       <w:u w:val="single"/>
     </w:rPr>
   </w:style>
-  <w:style w:type="character" w:styleId="FootnoteCharacters">
-    <w:name w:val="Footnote Characters"/>
+  <w:style w:type="character" w:styleId="FootnoteCharactersuser">
+    <w:name w:val="Footnote Characters (user)"/>
     <w:uiPriority w:val="99"/>
     <w:semiHidden/>
     <w:unhideWhenUsed/>
+    <w:qFormat/>
+    <w:rPr>
+      <w:vertAlign w:val="superscript"/>
+    </w:rPr>
+  </w:style>
+  <w:style w:type="character" w:styleId="FootnoteCharacters">
+    <w:name w:val="Footnote Characters"/>
     <w:qFormat/>
     <w:rPr>
       <w:vertAlign w:val="superscript"/>
@@ -1977,11 +2377,18 @@
       <w:szCs w:val="20"/>
     </w:rPr>
   </w:style>
-  <w:style w:type="character" w:styleId="EndnoteCharacters">
-    <w:name w:val="Endnote Characters"/>
+  <w:style w:type="character" w:styleId="EndnoteCharactersuser">
+    <w:name w:val="Endnote Characters (user)"/>
     <w:uiPriority w:val="99"/>
     <w:semiHidden/>
     <w:unhideWhenUsed/>
+    <w:qFormat/>
+    <w:rPr>
+      <w:vertAlign w:val="superscript"/>
+    </w:rPr>
+  </w:style>
+  <w:style w:type="character" w:styleId="EndnoteCharacters">
+    <w:name w:val="Endnote Characters"/>
     <w:qFormat/>
     <w:rPr>
       <w:vertAlign w:val="superscript"/>
@@ -2003,6 +2410,14 @@
     <w:rPr>
       <w:sz w:val="20"/>
       <w:szCs w:val="20"/>
+    </w:rPr>
+  </w:style>
+  <w:style w:type="character" w:styleId="Strong">
+    <w:name w:val="Strong"/>
+    <w:qFormat/>
+    <w:rPr>
+      <w:b/>
+      <w:bCs/>
     </w:rPr>
   </w:style>
   <w:style w:type="paragraph" w:styleId="Heading">
@@ -2078,6 +2493,7 @@
     <w:qFormat/>
     <w:pPr>
       <w:widowControl/>
+      <w:suppressAutoHyphens w:val="true"/>
       <w:bidi w:val="0"/>
       <w:spacing w:before="0" w:after="0"/>
       <w:jc w:val="start"/>
@@ -2098,6 +2514,7 @@
     <w:qFormat/>
     <w:pPr>
       <w:widowControl/>
+      <w:suppressAutoHyphens w:val="true"/>
       <w:bidi w:val="0"/>
       <w:spacing w:before="0" w:after="0"/>
       <w:jc w:val="start"/>
@@ -2139,6 +2556,23 @@
     <w:rPr>
       <w:sz w:val="20"/>
       <w:szCs w:val="20"/>
+    </w:rPr>
+  </w:style>
+  <w:style w:type="paragraph" w:styleId="HorizontalLine">
+    <w:name w:val="Horizontal Line"/>
+    <w:basedOn w:val="Normal"/>
+    <w:next w:val="BodyText"/>
+    <w:qFormat/>
+    <w:pPr>
+      <w:suppressLineNumbers/>
+      <w:pBdr>
+        <w:bottom w:val="double" w:sz="2" w:space="0" w:color="808080"/>
+      </w:pBdr>
+      <w:spacing w:before="0" w:after="283"/>
+    </w:pPr>
+    <w:rPr>
+      <w:sz w:val="12"/>
+      <w:szCs w:val="12"/>
     </w:rPr>
   </w:style>
 </w:styles>
